--- a/ccw5gd-participant-workbook.docx
+++ b/ccw5gd-participant-workbook.docx
@@ -1159,7 +1159,7 @@
                 <w:sz w:val="18"/>
                 <w:szCs w:val="18"/>
               </w:rPr>
-              <w:t xml:space="preserve">Good enough to merge means</w:t>
+              <w:t xml:space="preserve">Owner (role)</w:t>
             </w:r>
           </w:p>
         </w:tc>
@@ -1187,7 +1187,7 @@
                 <w:sz w:val="18"/>
                 <w:szCs w:val="18"/>
               </w:rPr>
-              <w:t xml:space="preserve">Never acceptable</w:t>
+              <w:t xml:space="preserve">What good output looks like: good enough to merge, and never acceptable</w:t>
             </w:r>
           </w:p>
         </w:tc>
@@ -1215,7 +1215,7 @@
                 <w:sz w:val="18"/>
                 <w:szCs w:val="18"/>
               </w:rPr>
-              <w:t xml:space="preserve">Reviewer rework that is acceptable</w:t>
+              <w:t xml:space="preserve">How often it happens</w:t>
             </w:r>
           </w:p>
         </w:tc>
@@ -1741,7 +1741,7 @@
                 <w:sz w:val="19"/>
                 <w:szCs w:val="19"/>
               </w:rPr>
-              <w:t xml:space="preserve">Target-task pass rate we need</w:t>
+              <w:t xml:space="preserve">Pass rate each target task must reach</w:t>
             </w:r>
           </w:p>
         </w:tc>
@@ -5794,6 +5794,101 @@
           <w:szCs w:val="22"/>
         </w:rPr>
         <w:t xml:space="preserve">Stuck: post the word stuck in chat during an exercise, and the presenter comes to you.</w:t>
+      </w:r>
+    </w:p>
+    <w:p>
+      <w:pPr>
+        <w:pStyle w:val="ListParagraph"/>
+        <w:numPr>
+          <w:ilvl w:val="0"/>
+          <w:numId w:val="2"/>
+        </w:numPr>
+        <w:spacing w:after="80" w:line="290"/>
+      </w:pPr>
+      <w:r>
+        <w:rPr>
+          <w:rFonts w:ascii="Arial" w:cs="Arial" w:eastAsia="Arial" w:hAnsi="Arial"/>
+          <w:color w:val="262626"/>
+          <w:sz w:val="22"/>
+          <w:szCs w:val="22"/>
+        </w:rPr>
+        <w:t xml:space="preserve">Personal setup: what each engineer adds to Claude Code for themselves, kept in their home folder: plugins, hooks, MCP servers, a personal CLAUDE.md, and auto memory. The evaluation runs leave it out, so everyone measures the same Claude Code and no run can read notes an earlier run left behind.</w:t>
+      </w:r>
+    </w:p>
+    <w:p>
+      <w:pPr>
+        <w:pStyle w:val="ListParagraph"/>
+        <w:numPr>
+          <w:ilvl w:val="0"/>
+          <w:numId w:val="2"/>
+        </w:numPr>
+        <w:spacing w:after="80" w:line="290"/>
+      </w:pPr>
+      <w:r>
+        <w:rPr>
+          <w:rFonts w:ascii="Arial" w:cs="Arial" w:eastAsia="Arial" w:hAnsi="Arial"/>
+          <w:color w:val="262626"/>
+          <w:sz w:val="22"/>
+          <w:szCs w:val="22"/>
+        </w:rPr>
+        <w:t xml:space="preserve">Plugin: a package of add-ons, such as skills and hooks, installed into Claude Code.</w:t>
+      </w:r>
+    </w:p>
+    <w:p>
+      <w:pPr>
+        <w:pStyle w:val="ListParagraph"/>
+        <w:numPr>
+          <w:ilvl w:val="0"/>
+          <w:numId w:val="2"/>
+        </w:numPr>
+        <w:spacing w:after="80" w:line="290"/>
+      </w:pPr>
+      <w:r>
+        <w:rPr>
+          <w:rFonts w:ascii="Arial" w:cs="Arial" w:eastAsia="Arial" w:hAnsi="Arial"/>
+          <w:color w:val="262626"/>
+          <w:sz w:val="22"/>
+          <w:szCs w:val="22"/>
+        </w:rPr>
+        <w:t xml:space="preserve">Hook: a command Claude Code runs automatically at a set moment, such as when a session starts.</w:t>
+      </w:r>
+    </w:p>
+    <w:p>
+      <w:pPr>
+        <w:pStyle w:val="ListParagraph"/>
+        <w:numPr>
+          <w:ilvl w:val="0"/>
+          <w:numId w:val="2"/>
+        </w:numPr>
+        <w:spacing w:after="80" w:line="290"/>
+      </w:pPr>
+      <w:r>
+        <w:rPr>
+          <w:rFonts w:ascii="Arial" w:cs="Arial" w:eastAsia="Arial" w:hAnsi="Arial"/>
+          <w:color w:val="262626"/>
+          <w:sz w:val="22"/>
+          <w:szCs w:val="22"/>
+        </w:rPr>
+        <w:t xml:space="preserve">MCP server: a connection that gives Claude Code tools for another system, such as an issue tracker.</w:t>
+      </w:r>
+    </w:p>
+    <w:p>
+      <w:pPr>
+        <w:pStyle w:val="ListParagraph"/>
+        <w:numPr>
+          <w:ilvl w:val="0"/>
+          <w:numId w:val="2"/>
+        </w:numPr>
+        <w:spacing w:after="80" w:line="290"/>
+      </w:pPr>
+      <w:r>
+        <w:rPr>
+          <w:rFonts w:ascii="Arial" w:cs="Arial" w:eastAsia="Arial" w:hAnsi="Arial"/>
+          <w:color w:val="262626"/>
+          <w:sz w:val="22"/>
+          <w:szCs w:val="22"/>
+        </w:rPr>
+        <w:t xml:space="preserve">Auto memory: notes Claude Code saves between sessions and reads back at the start of the next one.</w:t>
       </w:r>
     </w:p>
     <w:p>

--- a/ccw5gd-participant-workbook.docx
+++ b/ccw5gd-participant-workbook.docx
@@ -3589,7 +3589,7 @@
           <w:sz w:val="22"/>
           <w:szCs w:val="22"/>
         </w:rPr>
-        <w:t xml:space="preserve">About 28 minutes. Take two cases each and run each three times with run-case, each run in its own container on its own clone. Record every run on the Runs tab, and read the diffs as well as grading them. Done when each of your cases has three graded runs on the Runs tab, or your group has agreed to step down to one run per case.</w:t>
+        <w:t xml:space="preserve">About 28 minutes. Take one case per target task and run each three times with run-case, each run in its own container on its own clone. Record every run on the Runs tab, and read the diffs as well as grading them. Done when each of your cases has three graded runs on the Runs tab, or your group has agreed to step down to one run per case.</w:t>
       </w:r>
     </w:p>
     <w:p>
@@ -3684,7 +3684,7 @@
           <w:sz w:val="22"/>
           <w:szCs w:val="22"/>
         </w:rPr>
-        <w:t xml:space="preserve">It saves the reply, the diff, and git status to the outputs folder, copies in the pull request's tests, and runs the suite in a container that has no credential.</w:t>
+        <w:t xml:space="preserve">It saves the reply, the diff, and git status to the outputs folder, copies in the pull request's tests, and runs the suite in a container that has no credential and no network. It copies the rows to your clipboard: paste them into the first empty row of the Runs tab, in column A.</w:t>
       </w:r>
     </w:p>
     <w:p>
@@ -5889,6 +5889,82 @@
           <w:szCs w:val="22"/>
         </w:rPr>
         <w:t xml:space="preserve">Auto memory: notes Claude Code saves between sessions and reads back at the start of the next one.</w:t>
+      </w:r>
+    </w:p>
+    <w:p>
+      <w:pPr>
+        <w:pStyle w:val="ListParagraph"/>
+        <w:numPr>
+          <w:ilvl w:val="0"/>
+          <w:numId w:val="2"/>
+        </w:numPr>
+        <w:spacing w:after="80" w:line="290"/>
+      </w:pPr>
+      <w:r>
+        <w:rPr>
+          <w:rFonts w:ascii="Arial" w:cs="Arial" w:eastAsia="Arial" w:hAnsi="Arial"/>
+          <w:color w:val="262626"/>
+          <w:sz w:val="22"/>
+          <w:szCs w:val="22"/>
+        </w:rPr>
+        <w:t xml:space="preserve">Skill: a packaged set of instructions Claude Code loads for one kind of task, such as your team's testing conventions. Build a skill is one of the five decisions.</w:t>
+      </w:r>
+    </w:p>
+    <w:p>
+      <w:pPr>
+        <w:pStyle w:val="ListParagraph"/>
+        <w:numPr>
+          <w:ilvl w:val="0"/>
+          <w:numId w:val="2"/>
+        </w:numPr>
+        <w:spacing w:after="80" w:line="290"/>
+      </w:pPr>
+      <w:r>
+        <w:rPr>
+          <w:rFonts w:ascii="Arial" w:cs="Arial" w:eastAsia="Arial" w:hAnsi="Arial"/>
+          <w:color w:val="262626"/>
+          <w:sz w:val="22"/>
+          <w:szCs w:val="22"/>
+        </w:rPr>
+        <w:t xml:space="preserve">Clone: a copy of a git repository, with its history, in a folder of its own.</w:t>
+      </w:r>
+    </w:p>
+    <w:p>
+      <w:pPr>
+        <w:pStyle w:val="ListParagraph"/>
+        <w:numPr>
+          <w:ilvl w:val="0"/>
+          <w:numId w:val="2"/>
+        </w:numPr>
+        <w:spacing w:after="80" w:line="290"/>
+      </w:pPr>
+      <w:r>
+        <w:rPr>
+          <w:rFonts w:ascii="Arial" w:cs="Arial" w:eastAsia="Arial" w:hAnsi="Arial"/>
+          <w:color w:val="262626"/>
+          <w:sz w:val="22"/>
+          <w:szCs w:val="22"/>
+        </w:rPr>
+        <w:t xml:space="preserve">Branch: a named line of work in a repository. A case branch is one such name.</w:t>
+      </w:r>
+    </w:p>
+    <w:p>
+      <w:pPr>
+        <w:pStyle w:val="ListParagraph"/>
+        <w:numPr>
+          <w:ilvl w:val="0"/>
+          <w:numId w:val="2"/>
+        </w:numPr>
+        <w:spacing w:after="80" w:line="290"/>
+      </w:pPr>
+      <w:r>
+        <w:rPr>
+          <w:rFonts w:ascii="Arial" w:cs="Arial" w:eastAsia="Arial" w:hAnsi="Arial"/>
+          <w:color w:val="262626"/>
+          <w:sz w:val="22"/>
+          <w:szCs w:val="22"/>
+        </w:rPr>
+        <w:t xml:space="preserve">Diff: the lines a change adds and removes, as git diff shows them: + for added, - for removed.</w:t>
       </w:r>
     </w:p>
     <w:p>
